--- a/Invoice-final.docx
+++ b/Invoice-final.docx
@@ -2266,18 +2266,6 @@
                 <w14:ligatures w14:val="none"/>
               </w:rPr>
             </w:pPr>
-            <w:r>
-              <w:rPr>
-                <w:rFonts w:ascii="Times New Roman" w:eastAsia="Times New Roman" w:hAnsi="Times New Roman" w:cs="Times New Roman"/>
-                <w:color w:val="000000"/>
-                <w:kern w:val="0"/>
-                <w:sz w:val="20"/>
-                <w:szCs w:val="20"/>
-                <w:lang w:eastAsia="en-IN"/>
-                <w14:ligatures w14:val="none"/>
-              </w:rPr>
-              <w:t>Amount Chargeable (in words)</w:t>
-            </w:r>
           </w:p>
         </w:tc>
       </w:tr>
